--- a/backend/templates/temp_docx/RPS_Matematika Informatika_dabc16d6-83be-4fec-891c-51f0903d2dd3.docx
+++ b/backend/templates/temp_docx/RPS_Matematika Informatika_dabc16d6-83be-4fec-891c-51f0903d2dd3.docx
@@ -573,7 +573,7 @@
               <w:rPr>
                 <w:sz w:val="20"/>
               </w:rPr>
-              <w:t>19 January 2026</w:t>
+              <w:t>21 January 2026</w:t>
             </w:r>
           </w:p>
         </w:tc>
@@ -854,55 +854,7 @@
         <w:ind w:left="570"/>
       </w:pPr>
       <w:r>
-        <w:t/>
-      </w:r>
-      <w:r>
-        <w:rPr>
-          <w:spacing w:val="-1"/>
-        </w:rPr>
-        <w:t xml:space="preserve"> </w:t>
-      </w:r>
-      <w:r>
-        <w:t/>
-      </w:r>
-      <w:r>
-        <w:rPr>
-          <w:spacing w:val="-1"/>
-        </w:rPr>
-        <w:t xml:space="preserve"> </w:t>
-      </w:r>
-      <w:r>
-        <w:t/>
-      </w:r>
-      <w:r>
-        <w:rPr>
-          <w:spacing w:val="-1"/>
-        </w:rPr>
-        <w:t xml:space="preserve"> </w:t>
-      </w:r>
-      <w:r>
-        <w:t/>
-      </w:r>
-      <w:r>
-        <w:rPr>
-          <w:spacing w:val="-1"/>
-        </w:rPr>
-        <w:t xml:space="preserve"> </w:t>
-      </w:r>
-      <w:r>
-        <w:t/>
-      </w:r>
-      <w:r>
-        <w:rPr>
-          <w:spacing w:val="-1"/>
-        </w:rPr>
-        <w:t xml:space="preserve"> </w:t>
-      </w:r>
-      <w:r>
-        <w:rPr>
-          <w:spacing w:val="-2"/>
-        </w:rPr>
-        <w:t/>
+        <w:t>     </w:t>
       </w:r>
     </w:p>
     <w:tbl>
@@ -1479,7 +1431,7 @@
       </w:tr>
       <w:tr>
         <w:trPr>
-          <w:trHeight w:val="854"/>
+          <w:trHeight w:val="1563"/>
         </w:trPr>
         <w:tc>
           <w:tcPr>
@@ -1549,78 +1501,14 @@
           <w:p>
             <w:pPr>
               <w:pStyle w:val="TableParagraph"/>
-              <w:rPr>
-                <w:sz w:val="20"/>
-              </w:rPr>
-            </w:pPr>
-            <w:r>
-              <w:rPr>
-                <w:sz w:val="20"/>
-              </w:rPr>
-              <w:t/>
-            </w:r>
-            <w:r>
-              <w:rPr>
-                <w:spacing w:val="-1"/>
-                <w:sz w:val="20"/>
-              </w:rPr>
-              <w:t xml:space="preserve"> </w:t>
-            </w:r>
-            <w:r>
-              <w:rPr>
-                <w:sz w:val="20"/>
-              </w:rPr>
-              <w:t/>
-            </w:r>
-            <w:r>
-              <w:rPr>
-                <w:spacing w:val="-1"/>
-                <w:sz w:val="20"/>
-              </w:rPr>
-              <w:t xml:space="preserve"> </w:t>
-            </w:r>
-            <w:r>
-              <w:rPr>
-                <w:sz w:val="20"/>
-              </w:rPr>
-              <w:t/>
-            </w:r>
-            <w:r>
-              <w:rPr>
-                <w:spacing w:val="-2"/>
-                <w:sz w:val="20"/>
-              </w:rPr>
-              <w:t xml:space="preserve"> </w:t>
-            </w:r>
-            <w:r>
-              <w:rPr>
-                <w:sz w:val="20"/>
-              </w:rPr>
-              <w:t/>
-            </w:r>
-            <w:r>
-              <w:rPr>
-                <w:spacing w:val="-1"/>
-                <w:sz w:val="20"/>
-              </w:rPr>
-              <w:t xml:space="preserve"> </w:t>
-            </w:r>
-            <w:r>
-              <w:rPr>
-                <w:sz w:val="20"/>
-              </w:rPr>
-              <w:t/>
-            </w:r>
-            <w:r>
-              <w:rPr>
-                <w:spacing w:val="-1"/>
-                <w:sz w:val="20"/>
-              </w:rPr>
-              <w:t xml:space="preserve"> </w:t>
-            </w:r>
-            <w:r>
-              <w:rPr>
-                <w:spacing w:val="-2"/>
+              <w:spacing w:before="70"/>
+              <w:rPr>
+                <w:spacing w:val="-2"/>
+                <w:sz w:val="20"/>
+              </w:rPr>
+            </w:pPr>
+            <w:r>
+              <w:rPr>
                 <w:sz w:val="20"/>
               </w:rPr>
               <w:t/>
@@ -1632,7 +1520,7 @@
               <mc:AlternateContent>
                 <mc:Choice Requires="wps">
                   <w:drawing>
-                    <wp:inline distT="0" distB="0" distL="0" distR="0" wp14:anchorId="729A4BA2" wp14:editId="24548575">
+                    <wp:inline distT="0" distB="0" distL="0" distR="0" wp14:anchorId="372EEC01" wp14:editId="1E20BFA7">
                       <wp:extent cx="4505325" cy="484505"/>
                       <wp:effectExtent l="0" t="0" r="0" b="0"/>
                       <wp:docPr id="5" name="Textbox 5"/>
@@ -1754,23 +1642,10 @@
                                         <w:r>
                                           <w:rPr>
                                             <w:b/>
+                                            <w:bCs/>
                                             <w:sz w:val="20"/>
                                           </w:rPr>
-                                          <w:t>{{.</w:t>
-                                        </w:r>
-                                        <w:r>
-                                          <w:rPr>
-                                            <w:b/>
-                                            <w:sz w:val="20"/>
-                                          </w:rPr>
-                                          <w:t>CPMKK</w:t>
-                                        </w:r>
-                                        <w:r>
-                                          <w:rPr>
-                                            <w:b/>
-                                            <w:sz w:val="20"/>
-                                          </w:rPr>
-                                          <w:t>ode}}</w:t>
+                                          <w:t>CPMK-1, CPMK-2, CPMK-3, CPMK-4</w:t>
                                         </w:r>
                                       </w:p>
                                     </w:tc>
@@ -1830,7 +1705,7 @@
                 </mc:Choice>
                 <mc:Fallback>
                   <w:pict>
-                    <v:shapetype w14:anchorId="729A4BA2" id="_x0000_t202" coordsize="21600,21600" o:spt="202" path="m,l,21600r21600,l21600,xe">
+                    <v:shapetype w14:anchorId="372EEC01" id="_x0000_t202" coordsize="21600,21600" o:spt="202" path="m,l,21600r21600,l21600,xe">
                       <v:stroke joinstyle="miter"/>
                       <v:path gradientshapeok="t" o:connecttype="rect"/>
                     </v:shapetype>
@@ -1935,23 +1810,10 @@
                                   <w:r>
                                     <w:rPr>
                                       <w:b/>
+                                      <w:bCs/>
                                       <w:sz w:val="20"/>
                                     </w:rPr>
-                                    <w:t>{{.</w:t>
-                                  </w:r>
-                                  <w:r>
-                                    <w:rPr>
-                                      <w:b/>
-                                      <w:sz w:val="20"/>
-                                    </w:rPr>
-                                    <w:t>CPMKK</w:t>
-                                  </w:r>
-                                  <w:r>
-                                    <w:rPr>
-                                      <w:b/>
-                                      <w:sz w:val="20"/>
-                                    </w:rPr>
-                                    <w:t>ode}}</w:t>
+                                    <w:t>CPMK-1, CPMK-2, CPMK-3, CPMK-4</w:t>
                                   </w:r>
                                 </w:p>
                               </w:tc>
@@ -2006,6 +1868,21 @@
                 </mc:Fallback>
               </mc:AlternateContent>
             </w:r>
+            <w:r>
+              <w:rPr>
+                <w:sz w:val="20"/>
+              </w:rPr>
+              <w:t xml:space="preserve">     </w:t>
+            </w:r>
+          </w:p>
+          <w:p>
+            <w:pPr>
+              <w:pStyle w:val="TableParagraph"/>
+              <w:spacing w:before="70"/>
+              <w:rPr>
+                <w:sz w:val="20"/>
+              </w:rPr>
+            </w:pPr>
           </w:p>
         </w:tc>
       </w:tr>
@@ -2415,37 +2292,7 @@
         <w:ind w:left="570"/>
       </w:pPr>
       <w:r>
-        <w:t/>
-      </w:r>
-      <w:r>
-        <w:rPr>
-          <w:spacing w:val="-1"/>
-        </w:rPr>
-        <w:t xml:space="preserve"> </w:t>
-      </w:r>
-      <w:r>
-        <w:t/>
-      </w:r>
-      <w:r>
-        <w:rPr>
-          <w:spacing w:val="-1"/>
-        </w:rPr>
-        <w:t xml:space="preserve"> </w:t>
-      </w:r>
-      <w:r>
-        <w:t/>
-      </w:r>
-      <w:r>
-        <w:rPr>
-          <w:spacing w:val="-1"/>
-        </w:rPr>
-        <w:t xml:space="preserve"> </w:t>
-      </w:r>
-      <w:r>
-        <w:rPr>
-          <w:spacing w:val="-2"/>
-        </w:rPr>
-        <w:t/>
+        <w:t>   </w:t>
       </w:r>
     </w:p>
     <w:tbl>
@@ -2934,37 +2781,7 @@
         <w:ind w:left="570"/>
       </w:pPr>
       <w:r>
-        <w:t/>
-      </w:r>
-      <w:r>
-        <w:rPr>
-          <w:spacing w:val="-1"/>
-        </w:rPr>
-        <w:t xml:space="preserve"> </w:t>
-      </w:r>
-      <w:r>
-        <w:t/>
-      </w:r>
-      <w:r>
-        <w:rPr>
-          <w:spacing w:val="-1"/>
-        </w:rPr>
-        <w:t xml:space="preserve"> </w:t>
-      </w:r>
-      <w:r>
-        <w:t/>
-      </w:r>
-      <w:r>
-        <w:rPr>
-          <w:spacing w:val="-1"/>
-        </w:rPr>
-        <w:t xml:space="preserve"> </w:t>
-      </w:r>
-      <w:r>
-        <w:rPr>
-          <w:spacing w:val="-2"/>
-        </w:rPr>
-        <w:t/>
+        <w:t>   </w:t>
       </w:r>
     </w:p>
     <w:tbl>
@@ -5088,19 +4905,7 @@
         <w:ind w:left="570"/>
       </w:pPr>
       <w:r>
-        <w:t/>
-      </w:r>
-      <w:r>
-        <w:rPr>
-          <w:spacing w:val="-1"/>
-        </w:rPr>
-        <w:t xml:space="preserve"> </w:t>
-      </w:r>
-      <w:r>
-        <w:rPr>
-          <w:spacing w:val="-2"/>
-        </w:rPr>
-        <w:t/>
+        <w:t> </w:t>
       </w:r>
     </w:p>
     <w:tbl>
@@ -6978,7 +6783,7 @@
           </mc:Choice>
           <mc:Fallback>
             <w:pict>
-              <v:group w14:anchorId="5E5253AB" id="Group 8" o:spid="_x0000_s1026" style="width:168pt;height:.75pt;mso-position-horizontal-relative:char;mso-position-vertical-relative:line" coordsize="21336,95" o:gfxdata="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">
+              <v:group w14:anchorId="6C361B0C" id="Group 8" o:spid="_x0000_s1026" style="width:168pt;height:.75pt;mso-position-horizontal-relative:char;mso-position-vertical-relative:line" coordsize="21336,95" o:gfxdata="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">
                 <v:shape id="Graphic 9" o:spid="_x0000_s1027" style="position:absolute;width:21336;height:95;visibility:visible;mso-wrap-style:square;v-text-anchor:top" coordsize="2133600,9525" o:gfxdata="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" path="m2133599,9524l,9524,,,2133599,r,9524xe" fillcolor="black" stroked="f">
                   <v:path arrowok="t"/>
                 </v:shape>
@@ -7167,7 +6972,7 @@
           </mc:Choice>
           <mc:Fallback>
             <w:pict>
-              <v:shape w14:anchorId="3868BA22" id="Graphic 10" o:spid="_x0000_s1026" style="position:absolute;margin-left:341.25pt;margin-top:16.35pt;width:168pt;height:.75pt;z-index:-15727616;visibility:visible;mso-wrap-style:square;mso-wrap-distance-left:0;mso-wrap-distance-top:0;mso-wrap-distance-right:0;mso-wrap-distance-bottom:0;mso-position-horizontal:absolute;mso-position-horizontal-relative:page;mso-position-vertical:absolute;mso-position-vertical-relative:text;v-text-anchor:top" coordsize="2133600,9525" o:gfxdata="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" path="m2133599,9524l,9524,,,2133599,r,9524xe" fillcolor="black" stroked="f">
+              <v:shape w14:anchorId="4EE895A5" id="Graphic 10" o:spid="_x0000_s1026" style="position:absolute;margin-left:341.25pt;margin-top:16.35pt;width:168pt;height:.75pt;z-index:-15727616;visibility:visible;mso-wrap-style:square;mso-wrap-distance-left:0;mso-wrap-distance-top:0;mso-wrap-distance-right:0;mso-wrap-distance-bottom:0;mso-position-horizontal:absolute;mso-position-horizontal-relative:page;mso-position-vertical:absolute;mso-position-vertical-relative:text;v-text-anchor:top" coordsize="2133600,9525" o:gfxdata="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" path="m2133599,9524l,9524,,,2133599,r,9524xe" fillcolor="black" stroked="f">
                 <v:path arrowok="t"/>
                 <w10:wrap type="topAndBottom" anchorx="page"/>
               </v:shape>
@@ -7397,7 +7202,7 @@
           </mc:Choice>
           <mc:Fallback>
             <w:pict>
-              <v:shape w14:anchorId="550570EB" id="Graphic 11" o:spid="_x0000_s1026" style="position:absolute;margin-left:214.5pt;margin-top:16.35pt;width:168pt;height:.75pt;z-index:-15727104;visibility:visible;mso-wrap-style:square;mso-wrap-distance-left:0;mso-wrap-distance-top:0;mso-wrap-distance-right:0;mso-wrap-distance-bottom:0;mso-position-horizontal:absolute;mso-position-horizontal-relative:page;mso-position-vertical:absolute;mso-position-vertical-relative:text;v-text-anchor:top" coordsize="2133600,9525" o:gfxdata="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" path="m2133599,9524l,9524,,,2133599,r,9524xe" fillcolor="black" stroked="f">
+              <v:shape w14:anchorId="44A196F2" id="Graphic 11" o:spid="_x0000_s1026" style="position:absolute;margin-left:214.5pt;margin-top:16.35pt;width:168pt;height:.75pt;z-index:-15727104;visibility:visible;mso-wrap-style:square;mso-wrap-distance-left:0;mso-wrap-distance-top:0;mso-wrap-distance-right:0;mso-wrap-distance-bottom:0;mso-position-horizontal:absolute;mso-position-horizontal-relative:page;mso-position-vertical:absolute;mso-position-vertical-relative:text;v-text-anchor:top" coordsize="2133600,9525" o:gfxdata="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" path="m2133599,9524l,9524,,,2133599,r,9524xe" fillcolor="black" stroked="f">
                 <v:path arrowok="t"/>
                 <w10:wrap type="topAndBottom" anchorx="page"/>
               </v:shape>
